--- a/public/assets/files/niestacjonarne/MAD1.docx
+++ b/public/assets/files/niestacjonarne/MAD1.docx
@@ -144,7 +144,7 @@
                 <w:i w:val="0"/>
                 <w:sz w:val="22"/>
               </w:rPr>
-              <w:t>19.02.2026</w:t>
+              <w:t>16.03.2026</w:t>
             </w:r>
           </w:p>
         </w:tc>
@@ -660,7 +660,7 @@
                 <w:i w:val="0"/>
                 <w:sz w:val="22"/>
               </w:rPr>
-              <w:t>dr Elżbieta Puźniakowska-Gałuch</w:t>
+              <w:t>dr Magdalena Lemańska</w:t>
             </w:r>
           </w:p>
         </w:tc>
@@ -2109,206 +2109,6 @@
           </w:p>
         </w:tc>
       </w:tr>
-      <w:tr>
-        <w:tc>
-          <w:tcPr>
-            <w:tcW w:type="dxa" w:w="680"/>
-          </w:tcPr>
-          <w:p>
-            <w:pPr>
-              <w:spacing w:before="20" w:after="20"/>
-            </w:pPr>
-            <w:r>
-              <w:rPr>
-                <w:rFonts w:ascii="Aptos" w:hAnsi="Aptos"/>
-                <w:b w:val="0"/>
-                <w:i w:val="0"/>
-                <w:sz w:val="22"/>
-              </w:rPr>
-              <w:t>6.</w:t>
-            </w:r>
-          </w:p>
-        </w:tc>
-        <w:tc>
-          <w:tcPr>
-            <w:tcW w:type="dxa" w:w="8788"/>
-          </w:tcPr>
-          <w:p>
-            <w:pPr>
-              <w:spacing w:before="20" w:after="20"/>
-            </w:pPr>
-            <w:r>
-              <w:rPr>
-                <w:rFonts w:ascii="Aptos" w:hAnsi="Aptos"/>
-                <w:b w:val="0"/>
-                <w:i w:val="0"/>
-                <w:sz w:val="22"/>
-              </w:rPr>
-              <w:t>Algebra Boole’a oraz funkcje i sieci boolowskie.</w:t>
-            </w:r>
-          </w:p>
-        </w:tc>
-      </w:tr>
-      <w:tr>
-        <w:tc>
-          <w:tcPr>
-            <w:tcW w:type="dxa" w:w="680"/>
-          </w:tcPr>
-          <w:p>
-            <w:pPr>
-              <w:spacing w:before="20" w:after="20"/>
-            </w:pPr>
-            <w:r>
-              <w:rPr>
-                <w:rFonts w:ascii="Aptos" w:hAnsi="Aptos"/>
-                <w:b w:val="0"/>
-                <w:i w:val="0"/>
-                <w:sz w:val="22"/>
-              </w:rPr>
-              <w:t>7.</w:t>
-            </w:r>
-          </w:p>
-        </w:tc>
-        <w:tc>
-          <w:tcPr>
-            <w:tcW w:type="dxa" w:w="8788"/>
-          </w:tcPr>
-          <w:p>
-            <w:pPr>
-              <w:spacing w:before="20" w:after="20"/>
-            </w:pPr>
-            <w:r>
-              <w:rPr>
-                <w:rFonts w:ascii="Aptos" w:hAnsi="Aptos"/>
-                <w:b w:val="0"/>
-                <w:i w:val="0"/>
-                <w:sz w:val="22"/>
-              </w:rPr>
-              <w:t>Arytmetyka modulo.</w:t>
-            </w:r>
-          </w:p>
-        </w:tc>
-      </w:tr>
-      <w:tr>
-        <w:tc>
-          <w:tcPr>
-            <w:tcW w:type="dxa" w:w="680"/>
-          </w:tcPr>
-          <w:p>
-            <w:pPr>
-              <w:spacing w:before="20" w:after="20"/>
-            </w:pPr>
-            <w:r>
-              <w:rPr>
-                <w:rFonts w:ascii="Aptos" w:hAnsi="Aptos"/>
-                <w:b w:val="0"/>
-                <w:i w:val="0"/>
-                <w:sz w:val="22"/>
-              </w:rPr>
-              <w:t>8.</w:t>
-            </w:r>
-          </w:p>
-        </w:tc>
-        <w:tc>
-          <w:tcPr>
-            <w:tcW w:type="dxa" w:w="8788"/>
-          </w:tcPr>
-          <w:p>
-            <w:pPr>
-              <w:spacing w:before="20" w:after="20"/>
-            </w:pPr>
-            <w:r>
-              <w:rPr>
-                <w:rFonts w:ascii="Aptos" w:hAnsi="Aptos"/>
-                <w:b w:val="0"/>
-                <w:i w:val="0"/>
-                <w:sz w:val="22"/>
-              </w:rPr>
-              <w:t>Teoria liczb.</w:t>
-            </w:r>
-          </w:p>
-        </w:tc>
-      </w:tr>
-      <w:tr>
-        <w:tc>
-          <w:tcPr>
-            <w:tcW w:type="dxa" w:w="680"/>
-          </w:tcPr>
-          <w:p>
-            <w:pPr>
-              <w:spacing w:before="20" w:after="20"/>
-            </w:pPr>
-            <w:r>
-              <w:rPr>
-                <w:rFonts w:ascii="Aptos" w:hAnsi="Aptos"/>
-                <w:b w:val="0"/>
-                <w:i w:val="0"/>
-                <w:sz w:val="22"/>
-              </w:rPr>
-              <w:t>9.</w:t>
-            </w:r>
-          </w:p>
-        </w:tc>
-        <w:tc>
-          <w:tcPr>
-            <w:tcW w:type="dxa" w:w="8788"/>
-          </w:tcPr>
-          <w:p>
-            <w:pPr>
-              <w:spacing w:before="20" w:after="20"/>
-            </w:pPr>
-            <w:r>
-              <w:rPr>
-                <w:rFonts w:ascii="Aptos" w:hAnsi="Aptos"/>
-                <w:b w:val="0"/>
-                <w:i w:val="0"/>
-                <w:sz w:val="22"/>
-              </w:rPr>
-              <w:t>Stosy, kolejki, drzewa.</w:t>
-            </w:r>
-          </w:p>
-        </w:tc>
-      </w:tr>
-      <w:tr>
-        <w:tc>
-          <w:tcPr>
-            <w:tcW w:type="dxa" w:w="680"/>
-          </w:tcPr>
-          <w:p>
-            <w:pPr>
-              <w:spacing w:before="20" w:after="20"/>
-            </w:pPr>
-            <w:r>
-              <w:rPr>
-                <w:rFonts w:ascii="Aptos" w:hAnsi="Aptos"/>
-                <w:b w:val="0"/>
-                <w:i w:val="0"/>
-                <w:sz w:val="22"/>
-              </w:rPr>
-              <w:t>10.</w:t>
-            </w:r>
-          </w:p>
-        </w:tc>
-        <w:tc>
-          <w:tcPr>
-            <w:tcW w:type="dxa" w:w="8788"/>
-          </w:tcPr>
-          <w:p>
-            <w:pPr>
-              <w:spacing w:before="20" w:after="20"/>
-            </w:pPr>
-            <w:r>
-              <w:rPr>
-                <w:rFonts w:ascii="Aptos" w:hAnsi="Aptos"/>
-                <w:b w:val="0"/>
-                <w:i w:val="0"/>
-                <w:sz w:val="22"/>
-              </w:rPr>
-              <w:t>Rekurencja.</w:t>
-            </w:r>
-          </w:p>
-        </w:tc>
-      </w:tr>
     </w:tbl>
     <w:tbl>
       <w:tblPr>
